--- a/Week 2 Status Report.docx
+++ b/Week 2 Status Report.docx
@@ -256,17 +256,7 @@
           <w:sz w:val="28"/>
           <w:szCs w:val="28"/>
         </w:rPr>
-        <w:t>Introduction</w:t>
-      </w:r>
-      <w:r>
-        <w:rPr>
-          <w:rFonts w:ascii="Times New Roman" w:hAnsi="Times New Roman" w:cs="Times New Roman"/>
-          <w:b/>
-          <w:bCs/>
-          <w:sz w:val="28"/>
-          <w:szCs w:val="28"/>
-        </w:rPr>
-        <w:t>:</w:t>
+        <w:t>Introduction:</w:t>
       </w:r>
     </w:p>
     <w:p>
@@ -300,17 +290,7 @@
           <w:sz w:val="28"/>
           <w:szCs w:val="28"/>
         </w:rPr>
-        <w:t>Objectives</w:t>
-      </w:r>
-      <w:r>
-        <w:rPr>
-          <w:rFonts w:ascii="Times New Roman" w:hAnsi="Times New Roman" w:cs="Times New Roman"/>
-          <w:b/>
-          <w:bCs/>
-          <w:sz w:val="28"/>
-          <w:szCs w:val="28"/>
-        </w:rPr>
-        <w:t>:</w:t>
+        <w:t>Objectives:</w:t>
       </w:r>
     </w:p>
     <w:p>
@@ -527,40 +507,13 @@
           <w:sz w:val="28"/>
           <w:szCs w:val="28"/>
         </w:rPr>
-        <w:t>Network Topology Implementation</w:t>
-      </w:r>
-      <w:r>
-        <w:rPr>
-          <w:rFonts w:ascii="Times New Roman" w:hAnsi="Times New Roman" w:cs="Times New Roman"/>
-          <w:b/>
-          <w:bCs/>
-          <w:sz w:val="28"/>
-          <w:szCs w:val="28"/>
-        </w:rPr>
-        <w:t>:</w:t>
-      </w:r>
-    </w:p>
-    <w:p>
-      <w:pPr>
-        <w:rPr>
-          <w:rFonts w:ascii="Times New Roman" w:hAnsi="Times New Roman" w:cs="Times New Roman"/>
-        </w:rPr>
-      </w:pPr>
-      <w:r>
-        <w:rPr>
-          <w:rFonts w:ascii="Times New Roman" w:hAnsi="Times New Roman" w:cs="Times New Roman"/>
-        </w:rPr>
-        <w:t>The network topology designed in Week 1 was successfully implemented in GNS3. All required devices including routers, switch, PCs, and Kali Linux virtual machine were added and connected according to the project design.</w:t>
-      </w:r>
-    </w:p>
-    <w:p>
-      <w:pPr>
-        <w:rPr>
-          <w:rFonts w:ascii="Times New Roman" w:hAnsi="Times New Roman" w:cs="Times New Roman"/>
-          <w:b/>
-          <w:bCs/>
-          <w:sz w:val="28"/>
-          <w:szCs w:val="28"/>
+        <w:t>Network Topology Implementation:</w:t>
+      </w:r>
+    </w:p>
+    <w:p>
+      <w:pPr>
+        <w:rPr>
+          <w:rFonts w:ascii="Times New Roman" w:hAnsi="Times New Roman" w:cs="Times New Roman"/>
         </w:rPr>
       </w:pPr>
       <w:r>
@@ -569,18 +522,18 @@
           <w:noProof/>
         </w:rPr>
         <w:drawing>
-          <wp:anchor distT="0" distB="0" distL="114300" distR="114300" simplePos="0" relativeHeight="251658240" behindDoc="0" locked="0" layoutInCell="1" allowOverlap="1" wp14:anchorId="66C87283" wp14:editId="7851FB91">
+          <wp:anchor distT="0" distB="0" distL="114300" distR="114300" simplePos="0" relativeHeight="251678720" behindDoc="0" locked="0" layoutInCell="1" allowOverlap="1" wp14:anchorId="7BC27505" wp14:editId="1D4895C1">
             <wp:simplePos x="0" y="0"/>
             <wp:positionH relativeFrom="column">
-              <wp:posOffset>914400</wp:posOffset>
+              <wp:posOffset>2952750</wp:posOffset>
             </wp:positionH>
             <wp:positionV relativeFrom="paragraph">
-              <wp:posOffset>45720</wp:posOffset>
+              <wp:posOffset>680085</wp:posOffset>
             </wp:positionV>
-            <wp:extent cx="4273550" cy="2463592"/>
-            <wp:effectExtent l="19050" t="19050" r="12700" b="13335"/>
+            <wp:extent cx="3575032" cy="2457450"/>
+            <wp:effectExtent l="19050" t="19050" r="26035" b="19050"/>
             <wp:wrapNone/>
-            <wp:docPr id="1960721379" name="Picture 1"/>
+            <wp:docPr id="1232322269" name="Picture 1"/>
             <wp:cNvGraphicFramePr>
               <a:graphicFrameLocks xmlns:a="http://schemas.openxmlformats.org/drawingml/2006/main" noChangeAspect="1"/>
             </wp:cNvGraphicFramePr>
@@ -588,7 +541,7 @@
               <a:graphicData uri="http://schemas.openxmlformats.org/drawingml/2006/picture">
                 <pic:pic xmlns:pic="http://schemas.openxmlformats.org/drawingml/2006/picture">
                   <pic:nvPicPr>
-                    <pic:cNvPr id="1960721379" name="Picture 1960721379"/>
+                    <pic:cNvPr id="1232322269" name="Picture 1232322269"/>
                     <pic:cNvPicPr/>
                   </pic:nvPicPr>
                   <pic:blipFill>
@@ -606,7 +559,7 @@
                   <pic:spPr>
                     <a:xfrm>
                       <a:off x="0" y="0"/>
-                      <a:ext cx="4277615" cy="2465935"/>
+                      <a:ext cx="3578136" cy="2459583"/>
                     </a:xfrm>
                     <a:prstGeom prst="rect">
                       <a:avLst/>
@@ -629,72 +582,12 @@
           </wp:anchor>
         </w:drawing>
       </w:r>
-    </w:p>
-    <w:p>
-      <w:pPr>
-        <w:rPr>
-          <w:rFonts w:ascii="Times New Roman" w:hAnsi="Times New Roman" w:cs="Times New Roman"/>
-          <w:b/>
-          <w:bCs/>
-          <w:sz w:val="28"/>
-          <w:szCs w:val="28"/>
-        </w:rPr>
-      </w:pPr>
-    </w:p>
-    <w:p>
-      <w:pPr>
-        <w:rPr>
-          <w:rFonts w:ascii="Times New Roman" w:hAnsi="Times New Roman" w:cs="Times New Roman"/>
-          <w:b/>
-          <w:bCs/>
-          <w:sz w:val="28"/>
-          <w:szCs w:val="28"/>
-        </w:rPr>
-      </w:pPr>
-    </w:p>
-    <w:p>
-      <w:pPr>
-        <w:rPr>
-          <w:rFonts w:ascii="Times New Roman" w:hAnsi="Times New Roman" w:cs="Times New Roman"/>
-          <w:b/>
-          <w:bCs/>
-          <w:sz w:val="28"/>
-          <w:szCs w:val="28"/>
-        </w:rPr>
-      </w:pPr>
-    </w:p>
-    <w:p>
-      <w:pPr>
-        <w:rPr>
-          <w:rFonts w:ascii="Times New Roman" w:hAnsi="Times New Roman" w:cs="Times New Roman"/>
-          <w:b/>
-          <w:bCs/>
-          <w:sz w:val="28"/>
-          <w:szCs w:val="28"/>
-        </w:rPr>
-      </w:pPr>
-    </w:p>
-    <w:p>
-      <w:pPr>
-        <w:rPr>
-          <w:rFonts w:ascii="Times New Roman" w:hAnsi="Times New Roman" w:cs="Times New Roman"/>
-          <w:b/>
-          <w:bCs/>
-          <w:sz w:val="28"/>
-          <w:szCs w:val="28"/>
-        </w:rPr>
-      </w:pPr>
-    </w:p>
-    <w:p>
-      <w:pPr>
-        <w:rPr>
-          <w:rFonts w:ascii="Times New Roman" w:hAnsi="Times New Roman" w:cs="Times New Roman"/>
-          <w:b/>
-          <w:bCs/>
-          <w:sz w:val="28"/>
-          <w:szCs w:val="28"/>
-        </w:rPr>
-      </w:pPr>
+      <w:r>
+        <w:rPr>
+          <w:rFonts w:ascii="Times New Roman" w:hAnsi="Times New Roman" w:cs="Times New Roman"/>
+        </w:rPr>
+        <w:t>The network topology designed in Week 1 was successfully implemented in GNS3. All required devices including routers, switch, PCs, and Kali Linux virtual machine were added and connected according to the project design.</w:t>
+      </w:r>
     </w:p>
     <w:p>
       <w:pPr>
@@ -712,7 +605,150 @@
           <w:noProof/>
         </w:rPr>
         <w:drawing>
-          <wp:anchor distT="0" distB="0" distL="114300" distR="114300" simplePos="0" relativeHeight="251659264" behindDoc="0" locked="0" layoutInCell="1" allowOverlap="1" wp14:anchorId="6441157F" wp14:editId="5B0D4CE3">
+          <wp:anchor distT="0" distB="0" distL="114300" distR="114300" simplePos="0" relativeHeight="251658240" behindDoc="0" locked="0" layoutInCell="1" allowOverlap="1" wp14:anchorId="66C87283" wp14:editId="64353AAE">
+            <wp:simplePos x="0" y="0"/>
+            <wp:positionH relativeFrom="column">
+              <wp:posOffset>-844549</wp:posOffset>
+            </wp:positionH>
+            <wp:positionV relativeFrom="paragraph">
+              <wp:posOffset>1270</wp:posOffset>
+            </wp:positionV>
+            <wp:extent cx="3638550" cy="2463165"/>
+            <wp:effectExtent l="19050" t="19050" r="19050" b="13335"/>
+            <wp:wrapNone/>
+            <wp:docPr id="1960721379" name="Picture 1"/>
+            <wp:cNvGraphicFramePr>
+              <a:graphicFrameLocks xmlns:a="http://schemas.openxmlformats.org/drawingml/2006/main" noChangeAspect="1"/>
+            </wp:cNvGraphicFramePr>
+            <a:graphic xmlns:a="http://schemas.openxmlformats.org/drawingml/2006/main">
+              <a:graphicData uri="http://schemas.openxmlformats.org/drawingml/2006/picture">
+                <pic:pic xmlns:pic="http://schemas.openxmlformats.org/drawingml/2006/picture">
+                  <pic:nvPicPr>
+                    <pic:cNvPr id="1960721379" name="Picture 1960721379"/>
+                    <pic:cNvPicPr/>
+                  </pic:nvPicPr>
+                  <pic:blipFill>
+                    <a:blip r:embed="rId9">
+                      <a:extLst>
+                        <a:ext uri="{28A0092B-C50C-407E-A947-70E740481C1C}">
+                          <a14:useLocalDpi xmlns:a14="http://schemas.microsoft.com/office/drawing/2010/main" val="0"/>
+                        </a:ext>
+                      </a:extLst>
+                    </a:blip>
+                    <a:stretch>
+                      <a:fillRect/>
+                    </a:stretch>
+                  </pic:blipFill>
+                  <pic:spPr>
+                    <a:xfrm>
+                      <a:off x="0" y="0"/>
+                      <a:ext cx="3639181" cy="2463592"/>
+                    </a:xfrm>
+                    <a:prstGeom prst="rect">
+                      <a:avLst/>
+                    </a:prstGeom>
+                    <a:ln>
+                      <a:solidFill>
+                        <a:schemeClr val="tx1"/>
+                      </a:solidFill>
+                    </a:ln>
+                  </pic:spPr>
+                </pic:pic>
+              </a:graphicData>
+            </a:graphic>
+            <wp14:sizeRelH relativeFrom="margin">
+              <wp14:pctWidth>0</wp14:pctWidth>
+            </wp14:sizeRelH>
+            <wp14:sizeRelV relativeFrom="margin">
+              <wp14:pctHeight>0</wp14:pctHeight>
+            </wp14:sizeRelV>
+          </wp:anchor>
+        </w:drawing>
+      </w:r>
+    </w:p>
+    <w:p>
+      <w:pPr>
+        <w:rPr>
+          <w:rFonts w:ascii="Times New Roman" w:hAnsi="Times New Roman" w:cs="Times New Roman"/>
+          <w:b/>
+          <w:bCs/>
+          <w:sz w:val="28"/>
+          <w:szCs w:val="28"/>
+        </w:rPr>
+      </w:pPr>
+    </w:p>
+    <w:p>
+      <w:pPr>
+        <w:rPr>
+          <w:rFonts w:ascii="Times New Roman" w:hAnsi="Times New Roman" w:cs="Times New Roman"/>
+          <w:b/>
+          <w:bCs/>
+          <w:sz w:val="28"/>
+          <w:szCs w:val="28"/>
+        </w:rPr>
+      </w:pPr>
+    </w:p>
+    <w:p>
+      <w:pPr>
+        <w:rPr>
+          <w:rFonts w:ascii="Times New Roman" w:hAnsi="Times New Roman" w:cs="Times New Roman"/>
+          <w:b/>
+          <w:bCs/>
+          <w:sz w:val="28"/>
+          <w:szCs w:val="28"/>
+        </w:rPr>
+      </w:pPr>
+    </w:p>
+    <w:p>
+      <w:pPr>
+        <w:rPr>
+          <w:rFonts w:ascii="Times New Roman" w:hAnsi="Times New Roman" w:cs="Times New Roman"/>
+          <w:b/>
+          <w:bCs/>
+          <w:sz w:val="28"/>
+          <w:szCs w:val="28"/>
+        </w:rPr>
+      </w:pPr>
+    </w:p>
+    <w:p>
+      <w:pPr>
+        <w:rPr>
+          <w:rFonts w:ascii="Times New Roman" w:hAnsi="Times New Roman" w:cs="Times New Roman"/>
+          <w:b/>
+          <w:bCs/>
+          <w:sz w:val="28"/>
+          <w:szCs w:val="28"/>
+        </w:rPr>
+      </w:pPr>
+    </w:p>
+    <w:p>
+      <w:pPr>
+        <w:rPr>
+          <w:rFonts w:ascii="Times New Roman" w:hAnsi="Times New Roman" w:cs="Times New Roman"/>
+          <w:b/>
+          <w:bCs/>
+          <w:sz w:val="28"/>
+          <w:szCs w:val="28"/>
+        </w:rPr>
+      </w:pPr>
+    </w:p>
+    <w:p>
+      <w:pPr>
+        <w:rPr>
+          <w:rFonts w:ascii="Times New Roman" w:hAnsi="Times New Roman" w:cs="Times New Roman"/>
+          <w:b/>
+          <w:bCs/>
+          <w:sz w:val="28"/>
+          <w:szCs w:val="28"/>
+        </w:rPr>
+      </w:pPr>
+      <w:r>
+        <w:rPr>
+          <w:rFonts w:ascii="Times New Roman" w:hAnsi="Times New Roman" w:cs="Times New Roman"/>
+          <w:noProof/>
+        </w:rPr>
+        <w:drawing>
+          <wp:anchor distT="0" distB="0" distL="114300" distR="114300" simplePos="0" relativeHeight="251659264" behindDoc="0" locked="0" layoutInCell="1" allowOverlap="1" wp14:anchorId="6441157F" wp14:editId="5E2ADD4B">
             <wp:simplePos x="0" y="0"/>
             <wp:positionH relativeFrom="column">
               <wp:posOffset>2641600</wp:posOffset>
@@ -735,7 +771,7 @@
                     <pic:cNvPicPr/>
                   </pic:nvPicPr>
                   <pic:blipFill>
-                    <a:blip r:embed="rId9" cstate="print">
+                    <a:blip r:embed="rId10" cstate="print">
                       <a:extLst>
                         <a:ext uri="{28A0092B-C50C-407E-A947-70E740481C1C}">
                           <a14:useLocalDpi xmlns:a14="http://schemas.microsoft.com/office/drawing/2010/main" val="0"/>
@@ -786,17 +822,7 @@
           <w:sz w:val="28"/>
           <w:szCs w:val="28"/>
         </w:rPr>
-        <w:t>Device Configuration</w:t>
-      </w:r>
-      <w:r>
-        <w:rPr>
-          <w:rFonts w:ascii="Times New Roman" w:hAnsi="Times New Roman" w:cs="Times New Roman"/>
-          <w:b/>
-          <w:bCs/>
-          <w:sz w:val="28"/>
-          <w:szCs w:val="28"/>
-        </w:rPr>
-        <w:t>:</w:t>
+        <w:t>Device Configuration:</w:t>
       </w:r>
     </w:p>
     <w:p>
@@ -821,6 +847,7 @@
       <w:r>
         <w:rPr>
           <w:rFonts w:ascii="Times New Roman" w:hAnsi="Times New Roman" w:cs="Times New Roman"/>
+          <w:noProof/>
         </w:rPr>
         <w:drawing>
           <wp:anchor distT="0" distB="0" distL="114300" distR="114300" simplePos="0" relativeHeight="251660288" behindDoc="0" locked="0" layoutInCell="1" allowOverlap="1" wp14:anchorId="673FE670" wp14:editId="241EADBD">
@@ -846,7 +873,7 @@
                     <pic:cNvPicPr/>
                   </pic:nvPicPr>
                   <pic:blipFill>
-                    <a:blip r:embed="rId10">
+                    <a:blip r:embed="rId11">
                       <a:extLst>
                         <a:ext uri="{28A0092B-C50C-407E-A947-70E740481C1C}">
                           <a14:useLocalDpi xmlns:a14="http://schemas.microsoft.com/office/drawing/2010/main" val="0"/>
@@ -909,6 +936,7 @@
       <w:r>
         <w:rPr>
           <w:rFonts w:ascii="Times New Roman" w:hAnsi="Times New Roman" w:cs="Times New Roman"/>
+          <w:noProof/>
         </w:rPr>
         <w:drawing>
           <wp:anchor distT="0" distB="0" distL="114300" distR="114300" simplePos="0" relativeHeight="251661312" behindDoc="0" locked="0" layoutInCell="1" allowOverlap="1" wp14:anchorId="2E56379A" wp14:editId="7CB90D77">
@@ -934,7 +962,7 @@
                     <pic:cNvPicPr/>
                   </pic:nvPicPr>
                   <pic:blipFill>
-                    <a:blip r:embed="rId11">
+                    <a:blip r:embed="rId12">
                       <a:extLst>
                         <a:ext uri="{28A0092B-C50C-407E-A947-70E740481C1C}">
                           <a14:useLocalDpi xmlns:a14="http://schemas.microsoft.com/office/drawing/2010/main" val="0"/>
@@ -978,6 +1006,7 @@
           <w:rFonts w:ascii="Times New Roman" w:hAnsi="Times New Roman" w:cs="Times New Roman"/>
           <w:b/>
           <w:bCs/>
+          <w:noProof/>
           <w:sz w:val="28"/>
           <w:szCs w:val="28"/>
         </w:rPr>
@@ -1005,7 +1034,7 @@
                     <pic:cNvPicPr/>
                   </pic:nvPicPr>
                   <pic:blipFill>
-                    <a:blip r:embed="rId12">
+                    <a:blip r:embed="rId13">
                       <a:extLst>
                         <a:ext uri="{28A0092B-C50C-407E-A947-70E740481C1C}">
                           <a14:useLocalDpi xmlns:a14="http://schemas.microsoft.com/office/drawing/2010/main" val="0"/>
@@ -1102,7 +1131,7 @@
         </w:rPr>
         <w:lastRenderedPageBreak/>
         <w:drawing>
-          <wp:anchor distT="0" distB="0" distL="114300" distR="114300" simplePos="0" relativeHeight="251668480" behindDoc="0" locked="0" layoutInCell="1" allowOverlap="1" wp14:anchorId="06CD913C" wp14:editId="122B8479">
+          <wp:anchor distT="0" distB="0" distL="114300" distR="114300" simplePos="0" relativeHeight="251668480" behindDoc="0" locked="0" layoutInCell="1" allowOverlap="1" wp14:anchorId="06CD913C" wp14:editId="5A03C85F">
             <wp:simplePos x="0" y="0"/>
             <wp:positionH relativeFrom="margin">
               <wp:posOffset>3492500</wp:posOffset>
@@ -1125,7 +1154,7 @@
                     <pic:cNvPicPr/>
                   </pic:nvPicPr>
                   <pic:blipFill>
-                    <a:blip r:embed="rId13" cstate="print">
+                    <a:blip r:embed="rId14" cstate="print">
                       <a:extLst>
                         <a:ext uri="{28A0092B-C50C-407E-A947-70E740481C1C}">
                           <a14:useLocalDpi xmlns:a14="http://schemas.microsoft.com/office/drawing/2010/main" val="0"/>
@@ -1167,7 +1196,7 @@
           <w:szCs w:val="28"/>
         </w:rPr>
         <w:drawing>
-          <wp:anchor distT="0" distB="0" distL="114300" distR="114300" simplePos="0" relativeHeight="251667456" behindDoc="0" locked="0" layoutInCell="1" allowOverlap="1" wp14:anchorId="43BF45D6" wp14:editId="1C45184E">
+          <wp:anchor distT="0" distB="0" distL="114300" distR="114300" simplePos="0" relativeHeight="251667456" behindDoc="0" locked="0" layoutInCell="1" allowOverlap="1" wp14:anchorId="43BF45D6" wp14:editId="5F4AF772">
             <wp:simplePos x="0" y="0"/>
             <wp:positionH relativeFrom="margin">
               <wp:posOffset>-361950</wp:posOffset>
@@ -1190,7 +1219,7 @@
                     <pic:cNvPicPr/>
                   </pic:nvPicPr>
                   <pic:blipFill>
-                    <a:blip r:embed="rId14" cstate="print">
+                    <a:blip r:embed="rId15" cstate="print">
                       <a:extLst>
                         <a:ext uri="{28A0092B-C50C-407E-A947-70E740481C1C}">
                           <a14:useLocalDpi xmlns:a14="http://schemas.microsoft.com/office/drawing/2010/main" val="0"/>
@@ -1330,7 +1359,7 @@
           <w:szCs w:val="28"/>
         </w:rPr>
         <w:drawing>
-          <wp:anchor distT="0" distB="0" distL="114300" distR="114300" simplePos="0" relativeHeight="251671552" behindDoc="0" locked="0" layoutInCell="1" allowOverlap="1" wp14:anchorId="75AA10CD" wp14:editId="41BFC58B">
+          <wp:anchor distT="0" distB="0" distL="114300" distR="114300" simplePos="0" relativeHeight="251671552" behindDoc="0" locked="0" layoutInCell="1" allowOverlap="1" wp14:anchorId="75AA10CD" wp14:editId="65F4115D">
             <wp:simplePos x="0" y="0"/>
             <wp:positionH relativeFrom="column">
               <wp:posOffset>3073400</wp:posOffset>
@@ -1353,7 +1382,7 @@
                     <pic:cNvPicPr/>
                   </pic:nvPicPr>
                   <pic:blipFill>
-                    <a:blip r:embed="rId15" cstate="print">
+                    <a:blip r:embed="rId16" cstate="print">
                       <a:extLst>
                         <a:ext uri="{28A0092B-C50C-407E-A947-70E740481C1C}">
                           <a14:useLocalDpi xmlns:a14="http://schemas.microsoft.com/office/drawing/2010/main" val="0"/>
@@ -1395,7 +1424,7 @@
           <w:szCs w:val="28"/>
         </w:rPr>
         <w:drawing>
-          <wp:anchor distT="0" distB="0" distL="114300" distR="114300" simplePos="0" relativeHeight="251670528" behindDoc="0" locked="0" layoutInCell="1" allowOverlap="1" wp14:anchorId="1D06050F" wp14:editId="614AF7D3">
+          <wp:anchor distT="0" distB="0" distL="114300" distR="114300" simplePos="0" relativeHeight="251670528" behindDoc="0" locked="0" layoutInCell="1" allowOverlap="1" wp14:anchorId="1D06050F" wp14:editId="04A5C144">
             <wp:simplePos x="0" y="0"/>
             <wp:positionH relativeFrom="margin">
               <wp:posOffset>-361950</wp:posOffset>
@@ -1418,7 +1447,7 @@
                     <pic:cNvPicPr/>
                   </pic:nvPicPr>
                   <pic:blipFill>
-                    <a:blip r:embed="rId16" cstate="print">
+                    <a:blip r:embed="rId17" cstate="print">
                       <a:extLst>
                         <a:ext uri="{28A0092B-C50C-407E-A947-70E740481C1C}">
                           <a14:useLocalDpi xmlns:a14="http://schemas.microsoft.com/office/drawing/2010/main" val="0"/>
@@ -1570,7 +1599,7 @@
                     <pic:cNvPicPr/>
                   </pic:nvPicPr>
                   <pic:blipFill>
-                    <a:blip r:embed="rId17">
+                    <a:blip r:embed="rId18">
                       <a:extLst>
                         <a:ext uri="{28A0092B-C50C-407E-A947-70E740481C1C}">
                           <a14:useLocalDpi xmlns:a14="http://schemas.microsoft.com/office/drawing/2010/main" val="0"/>
@@ -1610,17 +1639,7 @@
           <w:sz w:val="28"/>
           <w:szCs w:val="28"/>
         </w:rPr>
-        <w:t>IP Addressing Configuration</w:t>
-      </w:r>
-      <w:r>
-        <w:rPr>
-          <w:rFonts w:ascii="Times New Roman" w:hAnsi="Times New Roman" w:cs="Times New Roman"/>
-          <w:b/>
-          <w:bCs/>
-          <w:sz w:val="28"/>
-          <w:szCs w:val="28"/>
-        </w:rPr>
-        <w:t>:</w:t>
+        <w:t>IP Addressing Configuration:</w:t>
       </w:r>
     </w:p>
     <w:p>
@@ -1658,7 +1677,7 @@
                     <pic:cNvPicPr/>
                   </pic:nvPicPr>
                   <pic:blipFill>
-                    <a:blip r:embed="rId18">
+                    <a:blip r:embed="rId19">
                       <a:extLst>
                         <a:ext uri="{28A0092B-C50C-407E-A947-70E740481C1C}">
                           <a14:useLocalDpi xmlns:a14="http://schemas.microsoft.com/office/drawing/2010/main" val="0"/>
@@ -1740,7 +1759,7 @@
                     <pic:cNvPicPr/>
                   </pic:nvPicPr>
                   <pic:blipFill>
-                    <a:blip r:embed="rId19">
+                    <a:blip r:embed="rId20">
                       <a:extLst>
                         <a:ext uri="{28A0092B-C50C-407E-A947-70E740481C1C}">
                           <a14:useLocalDpi xmlns:a14="http://schemas.microsoft.com/office/drawing/2010/main" val="0"/>
@@ -1880,7 +1899,7 @@
                     <pic:cNvPicPr/>
                   </pic:nvPicPr>
                   <pic:blipFill>
-                    <a:blip r:embed="rId20">
+                    <a:blip r:embed="rId21">
                       <a:extLst>
                         <a:ext uri="{28A0092B-C50C-407E-A947-70E740481C1C}">
                           <a14:useLocalDpi xmlns:a14="http://schemas.microsoft.com/office/drawing/2010/main" val="0"/>
@@ -1979,7 +1998,7 @@
                     <pic:cNvPicPr/>
                   </pic:nvPicPr>
                   <pic:blipFill>
-                    <a:blip r:embed="rId21" cstate="print">
+                    <a:blip r:embed="rId22" cstate="print">
                       <a:extLst>
                         <a:ext uri="{28A0092B-C50C-407E-A947-70E740481C1C}">
                           <a14:useLocalDpi xmlns:a14="http://schemas.microsoft.com/office/drawing/2010/main" val="0"/>
@@ -2019,17 +2038,7 @@
           <w:sz w:val="28"/>
           <w:szCs w:val="28"/>
         </w:rPr>
-        <w:t>Connectivity Testing</w:t>
-      </w:r>
-      <w:r>
-        <w:rPr>
-          <w:rFonts w:ascii="Times New Roman" w:hAnsi="Times New Roman" w:cs="Times New Roman"/>
-          <w:b/>
-          <w:bCs/>
-          <w:sz w:val="28"/>
-          <w:szCs w:val="28"/>
-        </w:rPr>
-        <w:t>:</w:t>
+        <w:t>Connectivity Testing:</w:t>
       </w:r>
     </w:p>
     <w:p>
@@ -2071,7 +2080,7 @@
                     <pic:cNvPicPr/>
                   </pic:nvPicPr>
                   <pic:blipFill>
-                    <a:blip r:embed="rId22" cstate="print">
+                    <a:blip r:embed="rId23" cstate="print">
                       <a:extLst>
                         <a:ext uri="{28A0092B-C50C-407E-A947-70E740481C1C}">
                           <a14:useLocalDpi xmlns:a14="http://schemas.microsoft.com/office/drawing/2010/main" val="0"/>
@@ -2186,7 +2195,7 @@
                     <pic:cNvPicPr/>
                   </pic:nvPicPr>
                   <pic:blipFill>
-                    <a:blip r:embed="rId23" cstate="print">
+                    <a:blip r:embed="rId24" cstate="print">
                       <a:extLst>
                         <a:ext uri="{28A0092B-C50C-407E-A947-70E740481C1C}">
                           <a14:useLocalDpi xmlns:a14="http://schemas.microsoft.com/office/drawing/2010/main" val="0"/>
@@ -2262,7 +2271,7 @@
                     <pic:cNvPicPr/>
                   </pic:nvPicPr>
                   <pic:blipFill>
-                    <a:blip r:embed="rId24" cstate="print">
+                    <a:blip r:embed="rId25" cstate="print">
                       <a:extLst>
                         <a:ext uri="{28A0092B-C50C-407E-A947-70E740481C1C}">
                           <a14:useLocalDpi xmlns:a14="http://schemas.microsoft.com/office/drawing/2010/main" val="0"/>
@@ -2393,7 +2402,7 @@
                     <pic:cNvPicPr/>
                   </pic:nvPicPr>
                   <pic:blipFill>
-                    <a:blip r:embed="rId25" cstate="print">
+                    <a:blip r:embed="rId26" cstate="print">
                       <a:extLst>
                         <a:ext uri="{28A0092B-C50C-407E-A947-70E740481C1C}">
                           <a14:useLocalDpi xmlns:a14="http://schemas.microsoft.com/office/drawing/2010/main" val="0"/>
@@ -2566,7 +2575,7 @@
                     <pic:cNvPicPr/>
                   </pic:nvPicPr>
                   <pic:blipFill>
-                    <a:blip r:embed="rId26" cstate="print">
+                    <a:blip r:embed="rId27" cstate="print">
                       <a:extLst>
                         <a:ext uri="{28A0092B-C50C-407E-A947-70E740481C1C}">
                           <a14:useLocalDpi xmlns:a14="http://schemas.microsoft.com/office/drawing/2010/main" val="0"/>
@@ -2606,17 +2615,7 @@
           <w:sz w:val="28"/>
           <w:szCs w:val="28"/>
         </w:rPr>
-        <w:t>VLAN Verification</w:t>
-      </w:r>
-      <w:r>
-        <w:rPr>
-          <w:rFonts w:ascii="Times New Roman" w:hAnsi="Times New Roman" w:cs="Times New Roman"/>
-          <w:b/>
-          <w:bCs/>
-          <w:sz w:val="28"/>
-          <w:szCs w:val="28"/>
-        </w:rPr>
-        <w:t>:</w:t>
+        <w:t>VLAN Verification:</w:t>
       </w:r>
     </w:p>
     <w:p>
@@ -2699,7 +2698,7 @@
                     <pic:cNvPicPr/>
                   </pic:nvPicPr>
                   <pic:blipFill>
-                    <a:blip r:embed="rId27" cstate="print">
+                    <a:blip r:embed="rId28" cstate="print">
                       <a:extLst>
                         <a:ext uri="{28A0092B-C50C-407E-A947-70E740481C1C}">
                           <a14:useLocalDpi xmlns:a14="http://schemas.microsoft.com/office/drawing/2010/main" val="0"/>
@@ -2739,17 +2738,7 @@
           <w:sz w:val="28"/>
           <w:szCs w:val="28"/>
         </w:rPr>
-        <w:t>SSH Login Verification</w:t>
-      </w:r>
-      <w:r>
-        <w:rPr>
-          <w:rFonts w:ascii="Times New Roman" w:hAnsi="Times New Roman" w:cs="Times New Roman"/>
-          <w:b/>
-          <w:bCs/>
-          <w:sz w:val="28"/>
-          <w:szCs w:val="28"/>
-        </w:rPr>
-        <w:t>:</w:t>
+        <w:t>SSH Login Verification:</w:t>
       </w:r>
     </w:p>
     <w:p>
@@ -2892,17 +2881,7 @@
           <w:sz w:val="28"/>
           <w:szCs w:val="28"/>
         </w:rPr>
-        <w:t>GitHub Repository Update</w:t>
-      </w:r>
-      <w:r>
-        <w:rPr>
-          <w:rFonts w:ascii="Times New Roman" w:hAnsi="Times New Roman" w:cs="Times New Roman"/>
-          <w:b/>
-          <w:bCs/>
-          <w:sz w:val="28"/>
-          <w:szCs w:val="28"/>
-        </w:rPr>
-        <w:t>:</w:t>
+        <w:t>GitHub Repository Update:</w:t>
       </w:r>
     </w:p>
     <w:p>
@@ -2945,7 +2924,7 @@
           <w:rFonts w:ascii="Times New Roman" w:hAnsi="Times New Roman" w:cs="Times New Roman"/>
         </w:rPr>
       </w:pPr>
-      <w:hyperlink r:id="rId28" w:history="1">
+      <w:hyperlink r:id="rId29" w:history="1">
         <w:r>
           <w:rPr>
             <w:rStyle w:val="Hyperlink"/>
@@ -2973,17 +2952,7 @@
           <w:sz w:val="28"/>
           <w:szCs w:val="28"/>
         </w:rPr>
-        <w:t>Challenges Encountered</w:t>
-      </w:r>
-      <w:r>
-        <w:rPr>
-          <w:rFonts w:ascii="Times New Roman" w:hAnsi="Times New Roman" w:cs="Times New Roman"/>
-          <w:b/>
-          <w:bCs/>
-          <w:sz w:val="28"/>
-          <w:szCs w:val="28"/>
-        </w:rPr>
-        <w:t>:</w:t>
+        <w:t>Challenges Encountered:</w:t>
       </w:r>
     </w:p>
     <w:p>
@@ -3061,17 +3030,7 @@
           <w:sz w:val="28"/>
           <w:szCs w:val="28"/>
         </w:rPr>
-        <w:t>Solutions Applied</w:t>
-      </w:r>
-      <w:r>
-        <w:rPr>
-          <w:rFonts w:ascii="Times New Roman" w:hAnsi="Times New Roman" w:cs="Times New Roman"/>
-          <w:b/>
-          <w:bCs/>
-          <w:sz w:val="28"/>
-          <w:szCs w:val="28"/>
-        </w:rPr>
-        <w:t>:</w:t>
+        <w:t>Solutions Applied:</w:t>
       </w:r>
     </w:p>
     <w:p>
@@ -3168,17 +3127,7 @@
           <w:sz w:val="28"/>
           <w:szCs w:val="28"/>
         </w:rPr>
-        <w:t>Conclusion</w:t>
-      </w:r>
-      <w:r>
-        <w:rPr>
-          <w:rFonts w:ascii="Times New Roman" w:hAnsi="Times New Roman" w:cs="Times New Roman"/>
-          <w:b/>
-          <w:bCs/>
-          <w:sz w:val="28"/>
-          <w:szCs w:val="28"/>
-        </w:rPr>
-        <w:t>:</w:t>
+        <w:t>Conclusion:</w:t>
       </w:r>
     </w:p>
     <w:p>
